--- a/kurs/classroom-pack/vecka-03/larare-dc-facit.docx
+++ b/kurs/classroom-pack/vecka-03/larare-dc-facit.docx
@@ -279,7 +279,7 @@
           <w:color w:val="111111"/>
           <w:sz w:val="21"/>
         </w:rPr>
-        <w:t>G: serie 1 A och 12 V; parallell 24 V och 2 A; spänning = A; röd mot plus; STOP på ampere över poler. VG: STOP motiverat som kortslutning. IG: GO på B som volt; polaritet egal; “skrov är nolla”.</w:t>
+        <w:t>G: serie 1 A och 12 V; parallell 24 V och 2 A; spänning = A; röd mot plus; STOP på ampere över poler. VG: STOP motiverat som kortslutning. IG: GO på B som volt; polaritet egal; “skrov är nolla”. P = 12 W.</w:t>
       </w:r>
     </w:p>
     <w:p>
@@ -372,7 +372,116 @@
           <w:color w:val="111111"/>
           <w:sz w:val="21"/>
         </w:rPr>
-        <w:t xml:space="preserve">. DMM spänning: </w:t>
+        <w:t>.</w:t>
+      </w:r>
+    </w:p>
+    <w:p>
+      <w:pPr>
+        <w:spacing w:before="200" w:after="80"/>
+        <w:pBdr>
+          <w:top w:val="single" w:sz="6" w:space="4" w:color="111111"/>
+        </w:pBdr>
+      </w:pPr>
+      <w:r>
+        <w:rPr>
+          <w:rFonts w:ascii="IBM Plex Sans" w:hAnsi="IBM Plex Sans" w:eastAsia="IBM Plex Sans" w:cs="IBM Plex Sans"/>
+          <w:b/>
+          <w:color w:val="111111"/>
+          <w:sz w:val="26"/>
+        </w:rPr>
+        <w:t>Räkna</w:t>
+      </w:r>
+    </w:p>
+    <w:p>
+      <w:pPr>
+        <w:spacing w:before="0" w:after="120" w:line="276" w:lineRule="auto"/>
+      </w:pPr>
+      <w:r>
+        <w:rPr>
+          <w:rFonts w:ascii="IBM Plex Sans" w:hAnsi="IBM Plex Sans" w:eastAsia="IBM Plex Sans" w:cs="IBM Plex Sans"/>
+          <w:b w:val="0"/>
+          <w:color w:val="111111"/>
+          <w:sz w:val="21"/>
+        </w:rPr>
+        <w:t xml:space="preserve">P = U · I = 12 V × 1 A = </w:t>
+      </w:r>
+      <w:r>
+        <w:rPr>
+          <w:rFonts w:ascii="IBM Plex Sans" w:hAnsi="IBM Plex Sans" w:eastAsia="IBM Plex Sans" w:cs="IBM Plex Sans"/>
+          <w:b/>
+          <w:color w:val="111111"/>
+          <w:sz w:val="21"/>
+        </w:rPr>
+        <w:t>12 W</w:t>
+      </w:r>
+      <w:r>
+        <w:rPr>
+          <w:rFonts w:ascii="IBM Plex Sans" w:hAnsi="IBM Plex Sans" w:eastAsia="IBM Plex Sans" w:cs="IBM Plex Sans"/>
+          <w:b w:val="0"/>
+          <w:color w:val="111111"/>
+          <w:sz w:val="21"/>
+        </w:rPr>
+        <w:t>.</w:t>
+      </w:r>
+    </w:p>
+    <w:p>
+      <w:pPr>
+        <w:spacing w:before="0" w:after="120" w:line="276" w:lineRule="auto"/>
+      </w:pPr>
+      <w:r>
+        <w:rPr>
+          <w:rFonts w:ascii="IBM Plex Sans" w:hAnsi="IBM Plex Sans" w:eastAsia="IBM Plex Sans" w:cs="IBM Plex Sans"/>
+          <w:b w:val="0"/>
+          <w:color w:val="111111"/>
+          <w:sz w:val="21"/>
+        </w:rPr>
+        <w:t xml:space="preserve">Serie/parallell på </w:t>
+      </w:r>
+      <w:r>
+        <w:rPr>
+          <w:rFonts w:ascii="IBM Plex Sans" w:hAnsi="IBM Plex Sans" w:eastAsia="IBM Plex Sans" w:cs="IBM Plex Sans"/>
+          <w:b/>
+          <w:color w:val="111111"/>
+          <w:sz w:val="21"/>
+        </w:rPr>
+        <w:t>## 1. Räkna</w:t>
+      </w:r>
+      <w:r>
+        <w:rPr>
+          <w:rFonts w:ascii="IBM Plex Sans" w:hAnsi="IBM Plex Sans" w:eastAsia="IBM Plex Sans" w:cs="IBM Plex Sans"/>
+          <w:b w:val="0"/>
+          <w:color w:val="111111"/>
+          <w:sz w:val="21"/>
+        </w:rPr>
+        <w:t xml:space="preserve"> är oförändrad: serie 1 A och 12 V; parallell 24 V och 2 A.</w:t>
+      </w:r>
+    </w:p>
+    <w:p>
+      <w:pPr>
+        <w:spacing w:before="0" w:after="120" w:line="276" w:lineRule="auto"/>
+      </w:pPr>
+      <w:r>
+        <w:rPr>
+          <w:rFonts w:ascii="IBM Plex Sans" w:hAnsi="IBM Plex Sans" w:eastAsia="IBM Plex Sans" w:cs="IBM Plex Sans"/>
+          <w:b w:val="0"/>
+          <w:color w:val="111111"/>
+          <w:sz w:val="21"/>
+        </w:rPr>
+        <w:t>Elektriker: 12 W är värme i skåpet. Ingenjör: räkna P innan du klämmer på.</w:t>
+      </w:r>
+    </w:p>
+    <w:p>
+      <w:pPr>
+        <w:spacing w:before="0" w:after="120" w:line="276" w:lineRule="auto"/>
+      </w:pPr>
+      <w:r>
+        <w:rPr>
+          <w:rFonts w:ascii="IBM Plex Sans" w:hAnsi="IBM Plex Sans" w:eastAsia="IBM Plex Sans" w:cs="IBM Plex Sans"/>
+          <w:b w:val="0"/>
+          <w:color w:val="111111"/>
+          <w:sz w:val="21"/>
+        </w:rPr>
+        <w:t xml:space="preserve">DMM spänning: </w:t>
       </w:r>
       <w:r>
         <w:rPr>
